--- a/docs/00-ho-so-chung/00-8-danh-muc-tai-lieu-va-thuat-ngu.docx
+++ b/docs/00-ho-so-chung/00-8-danh-muc-tai-lieu-va-thuat-ngu.docx
@@ -5316,7 +5316,38 @@
                 <w:sz w:val="20"/>
                 <w:szCs w:val="20"/>
               </w:rPr>
-              <w:t xml:space="preserve">Hai bên trong dự án; sản phẩm là gì; vấn đề giải quyết; người dùng và vai trò; 49 nhóm dữ liệu; 12 mô-đun; phạm vi loại trừ</w:t>
+              <w:t xml:space="preserve">Hai bên trong dự án; sản phẩm là gì; vấn đề giải quyết; người dùng và vai trò; 49 nhóm dữ liệu; 12 mô-đun; </w:t>
+            </w:r>
+            <w:r>
+              <w:rPr>
+                <w:rFonts w:ascii="Be Vietnam Pro" w:cs="Be Vietnam Pro" w:eastAsia="Be Vietnam Pro" w:hAnsi="Be Vietnam Pro"/>
+                <w:b/>
+                <w:bCs/>
+                <w:color w:val="101814"/>
+                <w:sz w:val="20"/>
+                <w:szCs w:val="20"/>
+              </w:rPr>
+              <w:t xml:space="preserve">nguyên tắc mặc định đóng</w:t>
+            </w:r>
+            <w:r>
+              <w:rPr>
+                <w:rFonts w:ascii="Be Vietnam Pro" w:cs="Be Vietnam Pro" w:eastAsia="Be Vietnam Pro" w:hAnsi="Be Vietnam Pro"/>
+                <w:color w:val="101814"/>
+                <w:sz w:val="20"/>
+                <w:szCs w:val="20"/>
+              </w:rPr>
+              <w:t xml:space="preserve">; </w:t>
+            </w:r>
+            <w:r>
+              <w:rPr>
+                <w:rFonts w:ascii="Be Vietnam Pro" w:cs="Be Vietnam Pro" w:eastAsia="Be Vietnam Pro" w:hAnsi="Be Vietnam Pro"/>
+                <w:b/>
+                <w:bCs/>
+                <w:color w:val="101814"/>
+                <w:sz w:val="20"/>
+                <w:szCs w:val="20"/>
+              </w:rPr>
+              <w:t xml:space="preserve">ranh giới công cụ / sản phẩm OPTIMAI tự viết</w:t>
             </w:r>
           </w:p>
         </w:tc>
@@ -9062,7 +9093,27 @@
                 <w:sz w:val="20"/>
                 <w:szCs w:val="20"/>
               </w:rPr>
-              <w:t xml:space="preserve">Rà soát 7 mục riêng; biến môi trường; tài khoản dịch vụ Google; kiểm tra sau triển khai; </w:t>
+              <w:t xml:space="preserve">Rà soát 7 mục riêng; biến môi trường; tài khoản dịch vụ Google; </w:t>
+            </w:r>
+            <w:r>
+              <w:rPr>
+                <w:rFonts w:ascii="Be Vietnam Pro" w:cs="Be Vietnam Pro" w:eastAsia="Be Vietnam Pro" w:hAnsi="Be Vietnam Pro"/>
+                <w:b/>
+                <w:bCs/>
+                <w:color w:val="101814"/>
+                <w:sz w:val="20"/>
+                <w:szCs w:val="20"/>
+              </w:rPr>
+              <w:t xml:space="preserve">quy trình nâng cấp và lùi phiên bản</w:t>
+            </w:r>
+            <w:r>
+              <w:rPr>
+                <w:rFonts w:ascii="Be Vietnam Pro" w:cs="Be Vietnam Pro" w:eastAsia="Be Vietnam Pro" w:hAnsi="Be Vietnam Pro"/>
+                <w:color w:val="101814"/>
+                <w:sz w:val="20"/>
+                <w:szCs w:val="20"/>
+              </w:rPr>
+              <w:t xml:space="preserve">; kiểm tra sau triển khai; </w:t>
             </w:r>
             <w:r>
               <w:rPr>
